--- a/SDF_PROPOSAL_ONE_PAGER.docx
+++ b/SDF_PROPOSAL_ONE_PAGER.docx
@@ -177,7 +177,7 @@
         <w:t xml:space="preserve"> </w:t>
       </w:r>
       <w:r>
-        <w:t xml:space="preserve">A user holds a BIP-39 seed offline at enrollment. From it we derive</w:t>
+        <w:t xml:space="preserve">At enrollment the user records a 24-word BIP-39 seed on paper, offline. The wallet deterministically derives</w:t>
       </w:r>
       <w:r>
         <w:t xml:space="preserve"> </w:t>
@@ -192,7 +192,16 @@
         <w:t xml:space="preserve"> </w:t>
       </w:r>
       <w:r>
-        <w:t xml:space="preserve">and store</w:t>
+        <w:t xml:space="preserve">and commits</w:t>
+      </w:r>
+      <w:r>
+        <w:t xml:space="preserve"> </w:t>
+      </w:r>
+      <w:r>
+        <w:rPr>
+          <w:b/>
+        </w:rPr>
+        <w:t xml:space="preserve">only its one-way hash</w:t>
       </w:r>
       <w:r>
         <w:t xml:space="preserve"> </w:t>
@@ -207,7 +216,7 @@
         <w:t xml:space="preserve"> </w:t>
       </w:r>
       <w:r>
-        <w:t xml:space="preserve">as a commitment. On recovery, the user generates a Noir/UltraHonk proof in the browser bound to a fully-specified</w:t>
+        <w:t xml:space="preserve">on-chain — the seed and</w:t>
       </w:r>
       <w:r>
         <w:t xml:space="preserve"> </w:t>
@@ -216,13 +225,55 @@
         <w:rPr>
           <w:rStyle w:val="VerbatimChar"/>
         </w:rPr>
+        <w:t xml:space="preserve">owner_secret</w:t>
+      </w:r>
+      <w:r>
+        <w:t xml:space="preserve"> </w:t>
+      </w:r>
+      <w:r>
+        <w:t xml:space="preserve">never leave the browser; on-chain observers see a meaningless 32-byte hash. On recovery, the user re-enters the seed, re-derives the same</w:t>
+      </w:r>
+      <w:r>
+        <w:t xml:space="preserve"> </w:t>
+      </w:r>
+      <w:r>
+        <w:rPr>
+          <w:rStyle w:val="VerbatimChar"/>
+        </w:rPr>
+        <w:t xml:space="preserve">owner_secret</w:t>
+      </w:r>
+      <w:r>
+        <w:t xml:space="preserve">, and generates a Noir/UltraHonk zero-knowledge proof of</w:t>
+      </w:r>
+      <w:r>
+        <w:t xml:space="preserve"> </w:t>
+      </w:r>
+      <w:r>
+        <w:rPr>
+          <w:i/>
+        </w:rPr>
+        <w:t xml:space="preserve">"I know the preimage of the on-chain commitment"</w:t>
+      </w:r>
+      <w:r>
+        <w:t xml:space="preserve"> </w:t>
+      </w:r>
+      <w:r>
+        <w:t xml:space="preserve">— proving identity without revealing the secret. The proof is bound to a fully-specified</w:t>
+      </w:r>
+      <w:r>
+        <w:t xml:space="preserve"> </w:t>
+      </w:r>
+      <w:r>
+        <w:rPr>
+          <w:rStyle w:val="VerbatimChar"/>
+        </w:rPr>
         <w:t xml:space="preserve">auth_hash</w:t>
       </w:r>
       <w:r>
         <w:t xml:space="preserve"> </w:t>
       </w:r>
       <w:r>
-        <w:t xml:space="preserve">(account, network, contract, new pubkey with on-curve + canonical-limb checks, nonce, timelock duration). A new</w:t>
+        <w:t xml:space="preserve">(account, network, contract, new pubkey with on-curve + canonical-limb checks, nonce, timelock duration), so it can't be replayed against a different rotation. A new</w:t>
       </w:r>
       <w:r>
         <w:t xml:space="preserve"> </w:t>
@@ -279,7 +330,7 @@
         <w:t xml:space="preserve">CallContract(self_addr)</w:t>
       </w:r>
       <w:r>
-        <w:t xml:space="preserve">) blocks any signer eviction during the window. Cancellation requires both the WebAuthn signer AND a fresh seed-knowledge proof, capped at 2 cancels per recovery (closes the cancel-loop attack). Integration plugs into g2c's existing OZ</w:t>
+        <w:t xml:space="preserve">) blocks any signer eviction during the 30-day window. Cancellation requires both the WebAuthn signer AND a fresh seed-knowledge proof, capped at 2 cancels per recovery (closes the cancel-loop attack). Integration plugs into g2c's existing OZ</w:t>
       </w:r>
       <w:r>
         <w:t xml:space="preserve"> </w:t>
@@ -682,7 +733,7 @@
               <w:t xml:space="preserve"> </w:t>
             </w:r>
             <w:r>
-              <w:t xml:space="preserve">Then A0a $15k (testnet</w:t>
+              <w:t xml:space="preserve">Then A0a $7.5k (testnet</w:t>
             </w:r>
             <w:r>
               <w:t xml:space="preserve"> </w:t>
@@ -697,7 +748,7 @@
               <w:t xml:space="preserve"> </w:t>
             </w:r>
             <w:r>
-              <w:t xml:space="preserve">numbers + Policy-with-cross-call benchmark + on-disk circuit aligned to spec) and A0b $15k (Groth16 comparison + browser benchmarks on iPhone 14 / Pixel 7 / 2020 MacBook Air)</w:t>
+              <w:t xml:space="preserve">numbers + Policy-with-cross-call benchmark + on-disk circuit aligned to spec) and A0b $7.5k (Groth16 comparison + browser benchmarks on iPhone 14 / Pixel 7 / 2020 MacBook Air)</w:t>
             </w:r>
           </w:p>
         </w:tc>
@@ -708,7 +759,7 @@
               <w:jc w:val="left"/>
             </w:pPr>
             <w:r>
-              <w:t xml:space="preserve">$30k split 50/50</w:t>
+              <w:t xml:space="preserve">$15k split 50/50</w:t>
             </w:r>
           </w:p>
         </w:tc>
@@ -719,7 +770,7 @@
               <w:jc w:val="left"/>
             </w:pPr>
             <w:r>
-              <w:t xml:space="preserve">$30k</w:t>
+              <w:t xml:space="preserve">$15k</w:t>
             </w:r>
           </w:p>
         </w:tc>
@@ -757,7 +808,7 @@
               <w:jc w:val="left"/>
             </w:pPr>
             <w:r>
-              <w:t xml:space="preserve">$150k tranched</w:t>
+              <w:t xml:space="preserve">$75k tranched</w:t>
             </w:r>
           </w:p>
         </w:tc>
@@ -768,7 +819,7 @@
               <w:jc w:val="left"/>
             </w:pPr>
             <w:r>
-              <w:t xml:space="preserve">$150k</w:t>
+              <w:t xml:space="preserve">$75k</w:t>
             </w:r>
           </w:p>
         </w:tc>
@@ -806,7 +857,7 @@
               <w:jc w:val="left"/>
             </w:pPr>
             <w:r>
-              <w:t xml:space="preserve">$200k tranched</w:t>
+              <w:t xml:space="preserve">$100k tranched</w:t>
             </w:r>
           </w:p>
         </w:tc>
@@ -817,7 +868,7 @@
               <w:jc w:val="left"/>
             </w:pPr>
             <w:r>
-              <w:t xml:space="preserve">$200k</w:t>
+              <w:t xml:space="preserve">$100k</w:t>
             </w:r>
           </w:p>
         </w:tc>
@@ -861,7 +912,7 @@
               <w:rPr>
                 <w:b/>
               </w:rPr>
-              <w:t xml:space="preserve">$380k</w:t>
+              <w:t xml:space="preserve">$190k</w:t>
             </w:r>
           </w:p>
         </w:tc>
